--- a/templates/documents/CONTRATOS CIVILES/CONTRATOS AUTENTICOS/PROTOCOLO NOTARIAL/ACTO DE COTEJO Y CERTIFICACIÓN DE DOCUMENTOS).docx
+++ b/templates/documents/CONTRATOS CIVILES/CONTRATOS AUTENTICOS/PROTOCOLO NOTARIAL/ACTO DE COTEJO Y CERTIFICACIÓN DE DOCUMENTOS).docx
@@ -4,355 +4,760 @@
   <w:body>
     <w:p>
       <w:pPr>
+        <w:spacing w:after="0" w:line="240" w:lineRule="auto"/>
+        <w:jc w:val="center"/>
+        <w:rPr>
+          <w:rFonts w:ascii="Abadi" w:hAnsi="Abadi"/>
+          <w:b/>
+          <w:bCs/>
+          <w:sz w:val="28"/>
+          <w:szCs w:val="28"/>
+        </w:rPr>
+      </w:pPr>
+    </w:p>
+    <w:p>
+      <w:pPr>
+        <w:spacing w:after="0" w:line="240" w:lineRule="auto"/>
+        <w:jc w:val="center"/>
+        <w:rPr>
+          <w:rFonts w:ascii="Abadi" w:hAnsi="Abadi"/>
+          <w:b/>
+          <w:bCs/>
+          <w:sz w:val="28"/>
+          <w:szCs w:val="28"/>
+        </w:rPr>
+      </w:pPr>
+    </w:p>
+    <w:p>
+      <w:pPr>
+        <w:spacing w:after="0" w:line="240" w:lineRule="auto"/>
+        <w:jc w:val="center"/>
+        <w:rPr>
+          <w:rFonts w:ascii="Abadi" w:hAnsi="Abadi"/>
+          <w:b/>
+          <w:bCs/>
+          <w:sz w:val="28"/>
+          <w:szCs w:val="28"/>
+        </w:rPr>
+      </w:pPr>
+      <w:r>
+        <w:rPr>
+          <w:rFonts w:ascii="Abadi" w:hAnsi="Abadi"/>
+          <w:b/>
+          <w:bCs/>
+          <w:sz w:val="28"/>
+          <w:szCs w:val="28"/>
+        </w:rPr>
+        <w:t>ACTA DE COTEJO Y CERTIFICACIÓN DE DOCUMENTOS</w:t>
+      </w:r>
+    </w:p>
+    <w:p>
+      <w:pPr>
+        <w:spacing w:after="0" w:line="240" w:lineRule="auto"/>
         <w:jc w:val="both"/>
-      </w:pPr>
-      <w:r>
-        <w:pict w14:anchorId="59CAB1C5">
-          <v:rect id="_x0000_i1089" style="width:0;height:1.5pt" o:hralign="center" o:hrstd="t" o:hr="t" fillcolor="#a0a0a0" stroked="f"/>
-        </w:pict>
-      </w:r>
-    </w:p>
-    <w:p>
-      <w:pPr>
+        <w:rPr>
+          <w:rFonts w:ascii="Abadi" w:hAnsi="Abadi"/>
+        </w:rPr>
+      </w:pPr>
+    </w:p>
+    <w:p>
+      <w:pPr>
+        <w:spacing w:after="0" w:line="240" w:lineRule="auto"/>
         <w:jc w:val="both"/>
         <w:rPr>
-          <w:b/>
-          <w:bCs/>
-        </w:rPr>
-      </w:pPr>
-      <w:r>
-        <w:rPr>
-          <w:b/>
-          <w:bCs/>
-        </w:rPr>
-        <w:t>ACTO NÚMERO [_______</w:t>
-      </w:r>
-      <w:proofErr w:type="gramStart"/>
-      <w:r>
-        <w:rPr>
-          <w:b/>
-          <w:bCs/>
-        </w:rPr>
-        <w:t>].-</w:t>
-      </w:r>
-      <w:proofErr w:type="gramEnd"/>
-      <w:r>
-        <w:rPr>
-          <w:b/>
-          <w:bCs/>
-        </w:rPr>
-        <w:t xml:space="preserve"> (ACTA DE COMPROBACIÓN Y CONSTATACIÓN)</w:t>
-      </w:r>
-    </w:p>
-    <w:p>
-      <w:pPr>
+          <w:rFonts w:ascii="Abadi" w:hAnsi="Abadi"/>
+        </w:rPr>
+      </w:pPr>
+    </w:p>
+    <w:p>
+      <w:pPr>
+        <w:spacing w:after="0" w:line="240" w:lineRule="auto"/>
         <w:jc w:val="both"/>
-      </w:pPr>
-      <w:r>
-        <w:t xml:space="preserve">En la ciudad de [Ciudad/Municipio], República Dominicana, hoy día [Día] del mes de [Mes] del año 2026, siendo las [Hora] horas de la [Mañana/Tarde]; Yo, </w:t>
-      </w:r>
-      <w:r>
-        <w:rPr>
-          <w:b/>
-          <w:bCs/>
-        </w:rPr>
-        <w:t>[NOMBRE DEL NOTARIO]</w:t>
-      </w:r>
-      <w:r>
-        <w:t xml:space="preserve">, dominicano, mayor de edad, Abogado Notario Público de los del número del [Distrito Nacional / Municipio], titular de la Cédula No. [Número], con </w:t>
-      </w:r>
-      <w:proofErr w:type="gramStart"/>
-      <w:r>
-        <w:t>carnet</w:t>
-      </w:r>
-      <w:proofErr w:type="gramEnd"/>
-      <w:r>
-        <w:t xml:space="preserve"> del Colegio de Notarios No. [Número] y estudio profesional abierto en la [Dirección];</w:t>
-      </w:r>
-    </w:p>
-    <w:p>
-      <w:pPr>
+        <w:rPr>
+          <w:rFonts w:ascii="Abadi" w:hAnsi="Abadi"/>
+        </w:rPr>
+      </w:pPr>
+      <w:r>
+        <w:rPr>
+          <w:rFonts w:ascii="Abadi" w:hAnsi="Abadi"/>
+        </w:rPr>
+        <w:t xml:space="preserve">ACTO NÚMERO </w:t>
+      </w:r>
+      <w:r>
+        <w:rPr>
+          <w:rFonts w:ascii="Abadi" w:hAnsi="Abadi"/>
+          <w:b/>
+          <w:bCs/>
+        </w:rPr>
+        <w:t>_________________.</w:t>
+      </w:r>
+    </w:p>
+    <w:p>
+      <w:pPr>
+        <w:spacing w:after="0" w:line="240" w:lineRule="auto"/>
         <w:jc w:val="both"/>
-      </w:pPr>
-      <w:r>
-        <w:t xml:space="preserve">Actuando a requerimiento del señor/a </w:t>
-      </w:r>
-      <w:r>
-        <w:rPr>
-          <w:b/>
-          <w:bCs/>
-        </w:rPr>
-        <w:t>[NOMBRE DEL REQUIRENTE]</w:t>
-      </w:r>
-      <w:r>
-        <w:t>, dominicano, mayor de edad, titular de la Cédula No. [Número], domiciliado en [Dirección], quien solicita mis servicios profesionales para dejar constancia legal de los hechos que se detallan a continuación:</w:t>
-      </w:r>
-    </w:p>
-    <w:p>
-      <w:pPr>
+        <w:rPr>
+          <w:rFonts w:ascii="Abadi" w:hAnsi="Abadi"/>
+        </w:rPr>
+      </w:pPr>
+    </w:p>
+    <w:p>
+      <w:pPr>
+        <w:spacing w:after="0" w:line="240" w:lineRule="auto"/>
         <w:jc w:val="both"/>
         <w:rPr>
-          <w:b/>
-          <w:bCs/>
-        </w:rPr>
-      </w:pPr>
-      <w:r>
-        <w:rPr>
-          <w:b/>
-          <w:bCs/>
-        </w:rPr>
-        <w:t>CONSTATACIONES DEL NOTARIO</w:t>
-      </w:r>
-    </w:p>
-    <w:p>
-      <w:pPr>
+          <w:rFonts w:ascii="Abadi" w:hAnsi="Abadi"/>
+        </w:rPr>
+      </w:pPr>
+    </w:p>
+    <w:p>
+      <w:pPr>
+        <w:spacing w:after="0" w:line="240" w:lineRule="auto"/>
         <w:jc w:val="both"/>
-      </w:pPr>
-      <w:r>
-        <w:rPr>
-          <w:b/>
-          <w:bCs/>
-        </w:rPr>
-        <w:t>PRIMERO: TRASLADO.</w:t>
-      </w:r>
-      <w:r>
-        <w:t xml:space="preserve"> Yo, Notario Público infrascrito, me he trasladado físicamente al lugar ubicado en </w:t>
-      </w:r>
-      <w:r>
-        <w:rPr>
-          <w:b/>
-          <w:bCs/>
-        </w:rPr>
-        <w:t>[DIRECCIÓN EXACTA DONDE OCURRE EL EVENTO O VISITA]</w:t>
-      </w:r>
-      <w:r>
-        <w:t>, con el fin de proceder a la comprobación de [Describir el motivo: ej. La realización de la Asamblea de Socios / La inspección del estado físico del local / La entrega de una invitación o documento].</w:t>
-      </w:r>
-    </w:p>
-    <w:p>
-      <w:pPr>
+        <w:rPr>
+          <w:rFonts w:ascii="Abadi" w:hAnsi="Abadi"/>
+        </w:rPr>
+      </w:pPr>
+      <w:r>
+        <w:rPr>
+          <w:rFonts w:ascii="Abadi" w:hAnsi="Abadi"/>
+        </w:rPr>
+        <w:t xml:space="preserve">En la ciudad de </w:t>
+      </w:r>
+      <w:r>
+        <w:rPr>
+          <w:rFonts w:ascii="Abadi" w:hAnsi="Abadi"/>
+          <w:b/>
+          <w:bCs/>
+        </w:rPr>
+        <w:t>{{CIUDAD_FIRMA}}</w:t>
+      </w:r>
+      <w:r>
+        <w:rPr>
+          <w:rFonts w:ascii="Abadi" w:hAnsi="Abadi"/>
+        </w:rPr>
+        <w:t xml:space="preserve">, República Dominicana, hoy día </w:t>
+      </w:r>
+      <w:r>
+        <w:rPr>
+          <w:rFonts w:ascii="Abadi" w:hAnsi="Abadi"/>
+          <w:b/>
+          <w:bCs/>
+        </w:rPr>
+        <w:t>{{DIA_TEXTO}}</w:t>
+      </w:r>
+      <w:r>
+        <w:rPr>
+          <w:rFonts w:ascii="Abadi" w:hAnsi="Abadi"/>
+        </w:rPr>
+        <w:t xml:space="preserve"> ({{DIA_NUMERO}}) del mes de </w:t>
+      </w:r>
+      <w:r>
+        <w:rPr>
+          <w:rFonts w:ascii="Abadi" w:hAnsi="Abadi"/>
+          <w:b/>
+          <w:bCs/>
+        </w:rPr>
+        <w:t>{{MES_TEXTO}}</w:t>
+      </w:r>
+      <w:r>
+        <w:rPr>
+          <w:rFonts w:ascii="Abadi" w:hAnsi="Abadi"/>
+        </w:rPr>
+        <w:t xml:space="preserve"> del año </w:t>
+      </w:r>
+      <w:r>
+        <w:rPr>
+          <w:rFonts w:ascii="Abadi" w:hAnsi="Abadi"/>
+          <w:b/>
+          <w:bCs/>
+        </w:rPr>
+        <w:t>{{AÑO_TEXTO}}</w:t>
+      </w:r>
+      <w:r>
+        <w:rPr>
+          <w:rFonts w:ascii="Abadi" w:hAnsi="Abadi"/>
+        </w:rPr>
+        <w:t xml:space="preserve"> (</w:t>
+      </w:r>
+      <w:r>
+        <w:rPr>
+          <w:rFonts w:ascii="Abadi" w:hAnsi="Abadi"/>
+          <w:b/>
+          <w:bCs/>
+        </w:rPr>
+        <w:t>{{AÑO_NUMERO}}</w:t>
+      </w:r>
+      <w:r>
+        <w:rPr>
+          <w:rFonts w:ascii="Abadi" w:hAnsi="Abadi"/>
+        </w:rPr>
+        <w:t xml:space="preserve">); Yo, </w:t>
+      </w:r>
+      <w:r>
+        <w:rPr>
+          <w:rFonts w:ascii="Abadi" w:hAnsi="Abadi"/>
+          <w:b/>
+          <w:bCs/>
+        </w:rPr>
+        <w:t>{{TRATAMIENTO_NOTARIO}}</w:t>
+      </w:r>
+      <w:r>
+        <w:rPr>
+          <w:rFonts w:ascii="Abadi" w:hAnsi="Abadi"/>
+        </w:rPr>
+        <w:t xml:space="preserve"> </w:t>
+      </w:r>
+      <w:r>
+        <w:rPr>
+          <w:rFonts w:ascii="Abadi" w:hAnsi="Abadi"/>
+          <w:b/>
+          <w:bCs/>
+        </w:rPr>
+        <w:t>{{NOMBRE_NOTARIO}}</w:t>
+      </w:r>
+      <w:r>
+        <w:rPr>
+          <w:rFonts w:ascii="Abadi" w:hAnsi="Abadi"/>
+        </w:rPr>
+        <w:t xml:space="preserve">, de nacionalidad dominicana, mayor de edad, Abogado Notario Público de los del número del </w:t>
+      </w:r>
+      <w:r>
+        <w:rPr>
+          <w:rFonts w:ascii="Abadi" w:hAnsi="Abadi"/>
+          <w:b/>
+          <w:bCs/>
+        </w:rPr>
+        <w:t>{{MUNICIPIO_NOTARIO}}</w:t>
+      </w:r>
+      <w:r>
+        <w:rPr>
+          <w:rFonts w:ascii="Abadi" w:hAnsi="Abadi"/>
+        </w:rPr>
+        <w:t xml:space="preserve">, titular de la Cédula de Identidad y Electoral No. </w:t>
+      </w:r>
+      <w:r>
+        <w:rPr>
+          <w:rFonts w:ascii="Abadi" w:hAnsi="Abadi"/>
+          <w:b/>
+          <w:bCs/>
+        </w:rPr>
+        <w:t>{{DOCUMENTO IDENTIDAD_NOTARIO}}</w:t>
+      </w:r>
+      <w:r>
+        <w:rPr>
+          <w:rFonts w:ascii="Abadi" w:hAnsi="Abadi"/>
+        </w:rPr>
+        <w:t xml:space="preserve">, con Matrícula del Colegio de Notarios No. </w:t>
+      </w:r>
+      <w:r>
+        <w:rPr>
+          <w:rFonts w:ascii="Abadi" w:hAnsi="Abadi"/>
+          <w:b/>
+          <w:bCs/>
+        </w:rPr>
+        <w:t>{{MATRICULA_NOTARIO}}</w:t>
+      </w:r>
+      <w:r>
+        <w:rPr>
+          <w:rFonts w:ascii="Abadi" w:hAnsi="Abadi"/>
+        </w:rPr>
+        <w:t xml:space="preserve"> y estudio profesional abierto en </w:t>
+      </w:r>
+      <w:r>
+        <w:rPr>
+          <w:rFonts w:ascii="Abadi" w:hAnsi="Abadi"/>
+          <w:b/>
+          <w:bCs/>
+        </w:rPr>
+        <w:t>{{DIRECCION O DOMICILIO_NOTARIO}}</w:t>
+      </w:r>
+      <w:r>
+        <w:rPr>
+          <w:rFonts w:ascii="Abadi" w:hAnsi="Abadi"/>
+        </w:rPr>
+        <w:t>;</w:t>
+      </w:r>
+    </w:p>
+    <w:p>
+      <w:pPr>
+        <w:spacing w:after="0" w:line="240" w:lineRule="auto"/>
         <w:jc w:val="both"/>
-      </w:pPr>
-      <w:r>
-        <w:rPr>
-          <w:b/>
-          <w:bCs/>
-        </w:rPr>
-        <w:t>SEGUNDO: CONSTATACIÓN DE LOS HECHOS.</w:t>
-      </w:r>
-      <w:r>
-        <w:t xml:space="preserve"> Una vez presente en el lugar antes mencionado, siendo las [Hora exacta], </w:t>
-      </w:r>
-      <w:r>
-        <w:rPr>
+        <w:rPr>
+          <w:rFonts w:ascii="Abadi" w:hAnsi="Abadi"/>
+        </w:rPr>
+      </w:pPr>
+    </w:p>
+    <w:p>
+      <w:pPr>
+        <w:spacing w:after="0" w:line="240" w:lineRule="auto"/>
+        <w:jc w:val="both"/>
+        <w:rPr>
+          <w:rFonts w:ascii="Abadi" w:hAnsi="Abadi"/>
+        </w:rPr>
+      </w:pPr>
+      <w:r>
+        <w:rPr>
+          <w:rFonts w:ascii="Abadi" w:hAnsi="Abadi"/>
+        </w:rPr>
+        <w:t xml:space="preserve">Actuando a requerimiento de </w:t>
+      </w:r>
+      <w:r>
+        <w:rPr>
+          <w:rFonts w:ascii="Abadi" w:hAnsi="Abadi"/>
+          <w:b/>
+          <w:bCs/>
+        </w:rPr>
+        <w:t>{{TRATAMIENTO_REQUIRENTE}}</w:t>
+      </w:r>
+      <w:r>
+        <w:rPr>
+          <w:rFonts w:ascii="Abadi" w:hAnsi="Abadi"/>
+        </w:rPr>
+        <w:t xml:space="preserve"> </w:t>
+      </w:r>
+      <w:r>
+        <w:rPr>
+          <w:rFonts w:ascii="Abadi" w:hAnsi="Abadi"/>
+          <w:b/>
+          <w:bCs/>
+        </w:rPr>
+        <w:t>{{NOMBRE_REQUIRENTE}}</w:t>
+      </w:r>
+      <w:r>
+        <w:rPr>
+          <w:rFonts w:ascii="Abadi" w:hAnsi="Abadi"/>
+        </w:rPr>
+        <w:t xml:space="preserve">, de nacionalidad </w:t>
+      </w:r>
+      <w:r>
+        <w:rPr>
+          <w:rFonts w:ascii="Abadi" w:hAnsi="Abadi"/>
+          <w:b/>
+          <w:bCs/>
+        </w:rPr>
+        <w:t>{{NACIONALIDAD_REQUIRENTE}}</w:t>
+      </w:r>
+      <w:r>
+        <w:rPr>
+          <w:rFonts w:ascii="Abadi" w:hAnsi="Abadi"/>
+        </w:rPr>
+        <w:t xml:space="preserve">, mayor de edad, estado civil </w:t>
+      </w:r>
+      <w:r>
+        <w:rPr>
+          <w:rFonts w:ascii="Abadi" w:hAnsi="Abadi"/>
+          <w:b/>
+          <w:bCs/>
+        </w:rPr>
+        <w:t>{{ESTADO CIVIL_REQUIRENTE}}</w:t>
+      </w:r>
+      <w:r>
+        <w:rPr>
+          <w:rFonts w:ascii="Abadi" w:hAnsi="Abadi"/>
+        </w:rPr>
+        <w:t xml:space="preserve">, titular de la Cédula de Identidad y Electoral No. </w:t>
+      </w:r>
+      <w:r>
+        <w:rPr>
+          <w:rFonts w:ascii="Abadi" w:hAnsi="Abadi"/>
+          <w:b/>
+          <w:bCs/>
+        </w:rPr>
+        <w:t>{{DOCUMENTO IDENTIDAD_REQUIRENTE}}</w:t>
+      </w:r>
+      <w:r>
+        <w:rPr>
+          <w:rFonts w:ascii="Abadi" w:hAnsi="Abadi"/>
+        </w:rPr>
+        <w:t xml:space="preserve">, domiciliado y residente en </w:t>
+      </w:r>
+      <w:r>
+        <w:rPr>
+          <w:rFonts w:ascii="Abadi" w:hAnsi="Abadi"/>
+          <w:b/>
+          <w:bCs/>
+        </w:rPr>
+        <w:t>{{DIRECCION O DOMICILIO_REQUIRENTE}}</w:t>
+      </w:r>
+      <w:r>
+        <w:rPr>
+          <w:rFonts w:ascii="Abadi" w:hAnsi="Abadi"/>
+        </w:rPr>
+        <w:t>, quien me ha presentado un documento original y una reproducción (fotocopia) del mismo, con el fin de que certifique su identidad y exactitud.</w:t>
+      </w:r>
+    </w:p>
+    <w:p>
+      <w:pPr>
+        <w:spacing w:after="0" w:line="240" w:lineRule="auto"/>
+        <w:jc w:val="both"/>
+        <w:rPr>
+          <w:rFonts w:ascii="Abadi" w:hAnsi="Abadi"/>
+        </w:rPr>
+      </w:pPr>
+    </w:p>
+    <w:p>
+      <w:pPr>
+        <w:spacing w:after="0" w:line="240" w:lineRule="auto"/>
+        <w:jc w:val="center"/>
+        <w:rPr>
+          <w:rFonts w:ascii="Abadi" w:hAnsi="Abadi"/>
+          <w:b/>
+          <w:bCs/>
+        </w:rPr>
+      </w:pPr>
+      <w:r>
+        <w:rPr>
+          <w:rFonts w:ascii="Abadi" w:hAnsi="Abadi"/>
+          <w:b/>
+          <w:bCs/>
+        </w:rPr>
+        <w:t>CERTIFICO Y DOY FE DE LO SIGUIENTE:</w:t>
+      </w:r>
+    </w:p>
+    <w:p>
+      <w:pPr>
+        <w:spacing w:after="0" w:line="240" w:lineRule="auto"/>
+        <w:jc w:val="both"/>
+        <w:rPr>
+          <w:rFonts w:ascii="Abadi" w:hAnsi="Abadi"/>
+        </w:rPr>
+      </w:pPr>
+    </w:p>
+    <w:p>
+      <w:pPr>
+        <w:spacing w:after="0" w:line="240" w:lineRule="auto"/>
+        <w:jc w:val="both"/>
+        <w:rPr>
+          <w:rFonts w:ascii="Abadi" w:hAnsi="Abadi"/>
+          <w:b/>
+          <w:bCs/>
+        </w:rPr>
+      </w:pPr>
+      <w:r>
+        <w:rPr>
+          <w:rFonts w:ascii="Abadi" w:hAnsi="Abadi"/>
+          <w:b/>
+          <w:bCs/>
+        </w:rPr>
+        <w:t>PRIMERO</w:t>
+      </w:r>
+      <w:r>
+        <w:rPr>
+          <w:rFonts w:ascii="Abadi" w:hAnsi="Abadi"/>
+        </w:rPr>
+        <w:t xml:space="preserve">: Que he tenido a la vista el documento ORIGINAL consistente en: </w:t>
+      </w:r>
+      <w:r>
+        <w:rPr>
+          <w:rFonts w:ascii="Abadi" w:hAnsi="Abadi"/>
+          <w:b/>
+          <w:bCs/>
+        </w:rPr>
+        <w:t>{{DESCRIPCION_DOCUMENTO_COTEJADO}}</w:t>
+      </w:r>
+      <w:r>
+        <w:rPr>
+          <w:rFonts w:ascii="Abadi" w:hAnsi="Abadi"/>
+          <w:b/>
+          <w:bCs/>
+        </w:rPr>
+        <w:t>.</w:t>
+      </w:r>
+    </w:p>
+    <w:p>
+      <w:pPr>
+        <w:spacing w:after="0" w:line="240" w:lineRule="auto"/>
+        <w:jc w:val="both"/>
+        <w:rPr>
+          <w:rFonts w:ascii="Abadi" w:hAnsi="Abadi"/>
+        </w:rPr>
+      </w:pPr>
+    </w:p>
+    <w:p>
+      <w:pPr>
+        <w:spacing w:after="0" w:line="240" w:lineRule="auto"/>
+        <w:jc w:val="both"/>
+        <w:rPr>
+          <w:rFonts w:ascii="Abadi" w:hAnsi="Abadi"/>
+        </w:rPr>
+      </w:pPr>
+      <w:r>
+        <w:rPr>
+          <w:rFonts w:ascii="Abadi" w:hAnsi="Abadi"/>
+          <w:b/>
+          <w:bCs/>
+        </w:rPr>
+        <w:t>SEGUNDO</w:t>
+      </w:r>
+      <w:r>
+        <w:rPr>
+          <w:rFonts w:ascii="Abadi" w:hAnsi="Abadi"/>
+        </w:rPr>
+        <w:t xml:space="preserve">: Que he procedido a examinar, comparar y cotejar minuciosamente el referido documento original con la reproducción o fotocopia que me ha sido entregada, la cual consta de </w:t>
+      </w:r>
+      <w:r>
+        <w:rPr>
+          <w:rFonts w:ascii="Abadi" w:hAnsi="Abadi"/>
+          <w:b/>
+          <w:bCs/>
+        </w:rPr>
+        <w:t>{{CANTIDAD_PAGINAS_COTEJADAS}}</w:t>
+      </w:r>
+      <w:r>
+        <w:rPr>
+          <w:rFonts w:ascii="Abadi" w:hAnsi="Abadi"/>
+        </w:rPr>
+        <w:t xml:space="preserve"> página(s).</w:t>
+      </w:r>
+    </w:p>
+    <w:p>
+      <w:pPr>
+        <w:spacing w:after="0" w:line="240" w:lineRule="auto"/>
+        <w:jc w:val="both"/>
+        <w:rPr>
+          <w:rFonts w:ascii="Abadi" w:hAnsi="Abadi"/>
+        </w:rPr>
+      </w:pPr>
+    </w:p>
+    <w:p>
+      <w:pPr>
+        <w:spacing w:after="0" w:line="240" w:lineRule="auto"/>
+        <w:jc w:val="both"/>
+        <w:rPr>
+          <w:rFonts w:ascii="Abadi" w:hAnsi="Abadi"/>
+        </w:rPr>
+      </w:pPr>
+      <w:r>
+        <w:rPr>
+          <w:rFonts w:ascii="Abadi" w:hAnsi="Abadi"/>
+          <w:b/>
+          <w:bCs/>
+        </w:rPr>
+        <w:t>TERCERO</w:t>
+      </w:r>
+      <w:r>
+        <w:rPr>
+          <w:rFonts w:ascii="Abadi" w:hAnsi="Abadi"/>
+        </w:rPr>
+        <w:t xml:space="preserve">: Que, tras realizar el cotejo correspondiente, </w:t>
+      </w:r>
+      <w:r>
+        <w:rPr>
+          <w:rFonts w:ascii="Abadi" w:hAnsi="Abadi"/>
           <w:b/>
           <w:bCs/>
         </w:rPr>
         <w:t>CERTIFICO Y DOY FE</w:t>
       </w:r>
       <w:r>
-        <w:t xml:space="preserve"> de lo siguiente:</w:t>
-      </w:r>
-    </w:p>
-    <w:p>
-      <w:pPr>
-        <w:numPr>
-          <w:ilvl w:val="0"/>
-          <w:numId w:val="2"/>
-        </w:numPr>
+        <w:rPr>
+          <w:rFonts w:ascii="Abadi" w:hAnsi="Abadi"/>
+        </w:rPr>
+        <w:t xml:space="preserve"> de que la reproducción anexa es una </w:t>
+      </w:r>
+      <w:r>
+        <w:rPr>
+          <w:rFonts w:ascii="Abadi" w:hAnsi="Abadi"/>
+          <w:b/>
+          <w:bCs/>
+        </w:rPr>
+        <w:t>COPIA FIEL, EXACTA E IDÉNTICA</w:t>
+      </w:r>
+      <w:r>
+        <w:rPr>
+          <w:rFonts w:ascii="Abadi" w:hAnsi="Abadi"/>
+        </w:rPr>
+        <w:t xml:space="preserve"> al documento original que he tenido a la vista, no presentando alteraciones, borraduras, enmiendas ni supresiones que modifiquen su contenido.</w:t>
+      </w:r>
+    </w:p>
+    <w:p>
+      <w:pPr>
+        <w:spacing w:after="0" w:line="240" w:lineRule="auto"/>
         <w:jc w:val="both"/>
-      </w:pPr>
-      <w:r>
-        <w:t>[Describir cronológicamente lo que observa: ej. Se encuentran presentes las siguientes personas...].</w:t>
-      </w:r>
-    </w:p>
-    <w:p>
-      <w:pPr>
-        <w:numPr>
-          <w:ilvl w:val="0"/>
-          <w:numId w:val="2"/>
-        </w:numPr>
+        <w:rPr>
+          <w:rFonts w:ascii="Abadi" w:hAnsi="Abadi"/>
+        </w:rPr>
+      </w:pPr>
+    </w:p>
+    <w:p>
+      <w:pPr>
+        <w:spacing w:after="0" w:line="240" w:lineRule="auto"/>
         <w:jc w:val="both"/>
-      </w:pPr>
-      <w:r>
-        <w:t xml:space="preserve">[Describir el evento: ej. Se </w:t>
-      </w:r>
-      <w:proofErr w:type="gramStart"/>
-      <w:r>
-        <w:t>dio inicio a</w:t>
-      </w:r>
-      <w:proofErr w:type="gramEnd"/>
-      <w:r>
-        <w:t xml:space="preserve"> la actividad X, observándose que...].</w:t>
-      </w:r>
-    </w:p>
-    <w:p>
-      <w:pPr>
-        <w:numPr>
-          <w:ilvl w:val="0"/>
-          <w:numId w:val="2"/>
-        </w:numPr>
+        <w:rPr>
+          <w:rFonts w:ascii="Abadi" w:hAnsi="Abadi"/>
+        </w:rPr>
+      </w:pPr>
+      <w:r>
+        <w:rPr>
+          <w:rFonts w:ascii="Abadi" w:hAnsi="Abadi"/>
+          <w:b/>
+          <w:bCs/>
+        </w:rPr>
+        <w:t>CUARTO</w:t>
+      </w:r>
+      <w:r>
+        <w:rPr>
+          <w:rFonts w:ascii="Abadi" w:hAnsi="Abadi"/>
+        </w:rPr>
+        <w:t>: En consecuencia, estampo mi firma y mi sello notarial en cada una de las páginas de la copia cotejada, para que la misma surta los efectos jurídicos correspondientes como si fuera el original, de conformidad con lo establecido en las leyes dominicanas.</w:t>
+      </w:r>
+    </w:p>
+    <w:p>
+      <w:pPr>
+        <w:spacing w:after="0" w:line="240" w:lineRule="auto"/>
         <w:jc w:val="both"/>
-      </w:pPr>
-      <w:r>
-        <w:t>[Si es visita de inspección: ej. El inmueble presenta las siguientes condiciones físicas...].</w:t>
-      </w:r>
-    </w:p>
-    <w:p>
-      <w:pPr>
+        <w:rPr>
+          <w:rFonts w:ascii="Abadi" w:hAnsi="Abadi"/>
+        </w:rPr>
+      </w:pPr>
+    </w:p>
+    <w:p>
+      <w:pPr>
+        <w:spacing w:after="0" w:line="240" w:lineRule="auto"/>
         <w:jc w:val="both"/>
-      </w:pPr>
-      <w:r>
-        <w:rPr>
-          <w:b/>
-          <w:bCs/>
-        </w:rPr>
-        <w:t>TERCERO: USO DE MEDIOS AUDIOVISUALES.</w:t>
-      </w:r>
-      <w:r>
-        <w:t xml:space="preserve"> Para mayor soporte de las constataciones realizadas, se han tomado [Número] fotografías [o videos], las cuales se anexan al presente acto debidamente selladas y firmadas por mí, formando parte integral del mismo.</w:t>
-      </w:r>
-    </w:p>
-    <w:p>
-      <w:pPr>
+        <w:rPr>
+          <w:rFonts w:ascii="Abadi" w:hAnsi="Abadi"/>
+          <w:b/>
+          <w:bCs/>
+        </w:rPr>
+      </w:pPr>
+      <w:r>
+        <w:rPr>
+          <w:rFonts w:ascii="Abadi" w:hAnsi="Abadi"/>
+          <w:b/>
+          <w:bCs/>
+        </w:rPr>
+        <w:t>HECHO Y PASADO POR ANTE MÍ</w:t>
+      </w:r>
+      <w:r>
+        <w:rPr>
+          <w:rFonts w:ascii="Abadi" w:hAnsi="Abadi"/>
+        </w:rPr>
+        <w:t>, en mi estudio profesional, el día, mes y año antes indicados. Leído el presente acto al requirente, este lo aprueba y firma junto conmigo, Notario Público que</w:t>
+      </w:r>
+      <w:r>
+        <w:rPr>
+          <w:rFonts w:ascii="Abadi" w:hAnsi="Abadi"/>
+          <w:b/>
+          <w:bCs/>
+        </w:rPr>
+        <w:t xml:space="preserve"> CERTIFICO Y DOY FE.</w:t>
+      </w:r>
+    </w:p>
+    <w:p>
+      <w:pPr>
+        <w:spacing w:after="0" w:line="240" w:lineRule="auto"/>
         <w:jc w:val="both"/>
-      </w:pPr>
-      <w:r>
-        <w:rPr>
-          <w:b/>
-          <w:bCs/>
-        </w:rPr>
-        <w:t>CUARTO: DECLARACIÓN DEL REQUIRENTE.</w:t>
-      </w:r>
-      <w:r>
-        <w:t xml:space="preserve"> El señor/a </w:t>
-      </w:r>
-      <w:r>
-        <w:rPr>
-          <w:b/>
-          <w:bCs/>
-        </w:rPr>
-        <w:t>[NOMBRE DEL REQUIRENTE]</w:t>
-      </w:r>
-      <w:r>
-        <w:t xml:space="preserve"> declara bajo la fe del juramento que los hechos constatados corresponden a la realidad y que ha solicitado este acto para que sirva de medio de prueba ante [Institución o Persona destino].</w:t>
-      </w:r>
-    </w:p>
-    <w:p>
-      <w:pPr>
+        <w:rPr>
+          <w:rFonts w:ascii="Abadi" w:hAnsi="Abadi"/>
+          <w:b/>
+          <w:bCs/>
+        </w:rPr>
+      </w:pPr>
+    </w:p>
+    <w:p>
+      <w:pPr>
+        <w:spacing w:after="0" w:line="240" w:lineRule="auto"/>
+        <w:jc w:val="center"/>
+        <w:rPr>
+          <w:rFonts w:ascii="Abadi" w:hAnsi="Abadi"/>
+        </w:rPr>
+      </w:pPr>
+    </w:p>
+    <w:p>
+      <w:pPr>
+        <w:spacing w:after="0" w:line="240" w:lineRule="auto"/>
+        <w:jc w:val="center"/>
+        <w:rPr>
+          <w:rFonts w:ascii="Abadi" w:hAnsi="Abadi"/>
+        </w:rPr>
+      </w:pPr>
+      <w:r>
+        <w:rPr>
+          <w:rFonts w:ascii="Abadi" w:hAnsi="Abadi"/>
+          <w:b/>
+          <w:bCs/>
+        </w:rPr>
+        <w:t>{{NOMBRE_REQUIRENTE}}</w:t>
+      </w:r>
+    </w:p>
+    <w:p>
+      <w:pPr>
+        <w:spacing w:after="0" w:line="240" w:lineRule="auto"/>
+        <w:jc w:val="center"/>
+        <w:rPr>
+          <w:rFonts w:ascii="Abadi" w:hAnsi="Abadi"/>
+        </w:rPr>
+      </w:pPr>
+      <w:r>
+        <w:rPr>
+          <w:rFonts w:ascii="Abadi" w:hAnsi="Abadi"/>
+        </w:rPr>
+        <w:t>Requirente</w:t>
+      </w:r>
+    </w:p>
+    <w:p>
+      <w:pPr>
+        <w:spacing w:after="0" w:line="240" w:lineRule="auto"/>
+        <w:jc w:val="center"/>
+        <w:rPr>
+          <w:rFonts w:ascii="Abadi" w:hAnsi="Abadi"/>
+        </w:rPr>
+      </w:pPr>
+    </w:p>
+    <w:p>
+      <w:pPr>
+        <w:spacing w:after="0" w:line="240" w:lineRule="auto"/>
+        <w:jc w:val="center"/>
+        <w:rPr>
+          <w:rFonts w:ascii="Abadi" w:hAnsi="Abadi"/>
+        </w:rPr>
+      </w:pPr>
+      <w:r>
+        <w:rPr>
+          <w:rFonts w:ascii="Abadi" w:hAnsi="Abadi"/>
+          <w:b/>
+          <w:bCs/>
+        </w:rPr>
+        <w:t>{{NOMBRE_NOTARIO}}</w:t>
+      </w:r>
+    </w:p>
+    <w:p>
+      <w:pPr>
+        <w:spacing w:after="0" w:line="240" w:lineRule="auto"/>
+        <w:jc w:val="center"/>
+        <w:rPr>
+          <w:rFonts w:ascii="Abadi" w:hAnsi="Abadi"/>
+        </w:rPr>
+      </w:pPr>
+      <w:r>
+        <w:rPr>
+          <w:rFonts w:ascii="Abadi" w:hAnsi="Abadi"/>
+        </w:rPr>
+        <w:t>Abogado Notario Público</w:t>
+      </w:r>
+    </w:p>
+    <w:p>
+      <w:pPr>
+        <w:spacing w:after="0" w:line="240" w:lineRule="auto"/>
         <w:jc w:val="both"/>
-      </w:pPr>
-      <w:r>
-        <w:rPr>
-          <w:b/>
-          <w:bCs/>
-        </w:rPr>
-        <w:lastRenderedPageBreak/>
-        <w:t>QUINTO: CUMPLIMIENTO LEGAL.</w:t>
-      </w:r>
-      <w:r>
-        <w:t xml:space="preserve"> El presente acto se instrumenta de conformidad con las facultades otorgadas por la </w:t>
-      </w:r>
-      <w:r>
-        <w:rPr>
-          <w:b/>
-          <w:bCs/>
-        </w:rPr>
-        <w:t>Ley No. 140-15 del Notariado</w:t>
-      </w:r>
-      <w:r>
-        <w:t>, garantizando la imparcialidad y la fe pública de lo aquí relatado.</w:t>
-      </w:r>
-    </w:p>
-    <w:p>
-      <w:pPr>
+        <w:rPr>
+          <w:rFonts w:ascii="Abadi" w:hAnsi="Abadi"/>
+        </w:rPr>
+      </w:pPr>
+    </w:p>
+    <w:p>
+      <w:pPr>
+        <w:spacing w:after="0" w:line="240" w:lineRule="auto"/>
         <w:jc w:val="both"/>
-      </w:pPr>
-      <w:r>
-        <w:pict w14:anchorId="5012B446">
-          <v:rect id="_x0000_i1090" style="width:0;height:1.5pt" o:hralign="center" o:hrstd="t" o:hr="t" fillcolor="#a0a0a0" stroked="f"/>
-        </w:pict>
-      </w:r>
-    </w:p>
-    <w:p>
-      <w:pPr>
-        <w:jc w:val="both"/>
-      </w:pPr>
-      <w:r>
-        <w:rPr>
-          <w:b/>
-          <w:bCs/>
-        </w:rPr>
-        <w:t>DE TODO LO CUAL</w:t>
-      </w:r>
-      <w:r>
-        <w:t xml:space="preserve">, he redactado el presente acto, el cual consta de [Número] fojas, debidamente selladas, foliadas y rubricadas por mí. En el lugar del traslado, el requirente procede a firmar junto conmigo, Notario Público que </w:t>
-      </w:r>
-      <w:r>
-        <w:rPr>
-          <w:b/>
-          <w:bCs/>
-        </w:rPr>
-        <w:t>CERTIFICO Y DOY FE.</w:t>
-      </w:r>
-    </w:p>
-    <w:p>
-      <w:pPr>
-        <w:jc w:val="both"/>
-      </w:pPr>
-      <w:r>
-        <w:pict w14:anchorId="789AB5DF">
-          <v:rect id="_x0000_i1091" style="width:0;height:1.5pt" o:hralign="center" o:hrstd="t" o:hr="t" fillcolor="#a0a0a0" stroked="f"/>
-        </w:pict>
-      </w:r>
-    </w:p>
-    <w:p>
-      <w:pPr>
-        <w:jc w:val="both"/>
-      </w:pPr>
-      <w:r>
-        <w:rPr>
-          <w:b/>
-          <w:bCs/>
-        </w:rPr>
-        <w:t>[NOMBRE DEL REQUIRENTE]</w:t>
-      </w:r>
-      <w:r>
-        <w:t xml:space="preserve"> Requiere</w:t>
-      </w:r>
-    </w:p>
-    <w:p>
-      <w:pPr>
-        <w:jc w:val="both"/>
-      </w:pPr>
-      <w:r>
-        <w:pict w14:anchorId="6240210C">
-          <v:rect id="_x0000_i1092" style="width:0;height:1.5pt" o:hralign="center" o:hrstd="t" o:hr="t" fillcolor="#a0a0a0" stroked="f"/>
-        </w:pict>
-      </w:r>
-    </w:p>
-    <w:p>
-      <w:pPr>
-        <w:jc w:val="both"/>
-      </w:pPr>
-      <w:r>
-        <w:rPr>
-          <w:b/>
-          <w:bCs/>
-        </w:rPr>
-        <w:t>[NOMBRE DEL NOTARIO]</w:t>
-      </w:r>
-      <w:r>
-        <w:t xml:space="preserve"> Notario Público</w:t>
-      </w:r>
-    </w:p>
-    <w:p>
-      <w:pPr>
-        <w:jc w:val="both"/>
+        <w:rPr>
+          <w:rFonts w:ascii="Abadi" w:hAnsi="Abadi"/>
+        </w:rPr>
       </w:pPr>
     </w:p>
     <w:sectPr>
-      <w:pgSz w:w="11906" w:h="16838"/>
+      <w:pgSz w:w="12240" w:h="20160" w:code="121"/>
       <w:pgMar w:top="1417" w:right="1701" w:bottom="1417" w:left="1701" w:header="708" w:footer="708" w:gutter="0"/>
       <w:cols w:space="708"/>
       <w:docGrid w:linePitch="360"/>
